--- a/testdata/docx/merged-table/document.docx
+++ b/testdata/docx/merged-table/document.docx
@@ -3,6 +3,11 @@
 <w:document xmlns:w="http://schemas.openxmlformats.org/wordprocessingml/2006/main" xmlns:r="http://schemas.openxmlformats.org/officeDocument/2006/relationships">
   <w:body>
     <w:tbl>
+      <w:tblPr/>
+      <w:tblGrid>
+        <w:gridCol/>
+        <w:gridCol/>
+      </w:tblGrid>
       <w:tr>
         <w:tc>
           <w:tcPr>
